--- a/docs/20261029_実装手順書_届出スクリプト化◎_v1.0.docx
+++ b/docs/20261029_実装手順書_届出スクリプト化◎_v1.0.docx
@@ -58,7 +58,7 @@
           <w:rFonts w:ascii="Calibri" w:hAnsi="Calibri" w:eastAsia="游ゴシック"/>
           <w:sz w:val="19"/>
         </w:rPr>
-        <w:t>：v1.0_20261029／🧪未検証</w:t>
+        <w:t>：v1.0_20261029／🧪未検証（2026-10-29 実装済み。実装時の変更点は第14章）</w:t>
       </w:r>
     </w:p>
     <w:p>
@@ -14288,6 +14288,728 @@
         <w:t>あわせて計画インボックス（第12条）の行「入退職届出のスクリプト化（◎項目）」の「次の一手」を更新する。</w:t>
       </w:r>
     </w:p>
+    <w:p>
+      <w:pPr>
+        <w:spacing w:before="240"/>
+      </w:pPr>
+      <w:r>
+        <w:rPr>
+          <w:rFonts w:ascii="Calibri" w:hAnsi="Calibri" w:eastAsia="游ゴシック"/>
+          <w:b/>
+          <w:color w:val="2E86C1"/>
+          <w:sz w:val="28"/>
+        </w:rPr>
+        <w:t>14. 実装時の変更点（2026-10-29）</w:t>
+      </w:r>
+    </w:p>
+    <w:p>
+      <w:r>
+        <w:rPr>
+          <w:rFonts w:ascii="Calibri" w:hAnsi="Calibri" w:eastAsia="游ゴシック"/>
+          <w:sz w:val="21"/>
+        </w:rPr>
+        <w:t xml:space="preserve">管理者の回答（事業所番号は法人で1つ／マイナンバーはツールで保持しない／入職DB・退職DBの列構成）と試験結果を受けて、本書から次の点を変えて実装した。実装物は </w:t>
+      </w:r>
+      <w:r>
+        <w:rPr>
+          <w:rFonts w:ascii="Calibri" w:hAnsi="Calibri" w:eastAsia="游ゴシック"/>
+          <w:color w:val="1F5F8B"/>
+          <w:sz w:val="21"/>
+        </w:rPr>
+        <w:t>tools/届出作成ツール/</w:t>
+      </w:r>
+      <w:r>
+        <w:rPr>
+          <w:rFonts w:ascii="Calibri" w:hAnsi="Calibri" w:eastAsia="游ゴシック"/>
+          <w:sz w:val="21"/>
+        </w:rPr>
+        <w:t xml:space="preserve">、試験結果は </w:t>
+      </w:r>
+      <w:r>
+        <w:rPr>
+          <w:rFonts w:ascii="Calibri" w:hAnsi="Calibri" w:eastAsia="游ゴシック"/>
+          <w:color w:val="1F5F8B"/>
+          <w:sz w:val="21"/>
+        </w:rPr>
+        <w:t>docs/20261029_テスト記録_届出作成ツール_v1.0.md</w:t>
+      </w:r>
+      <w:r>
+        <w:rPr>
+          <w:rFonts w:ascii="Calibri" w:hAnsi="Calibri" w:eastAsia="游ゴシック"/>
+          <w:sz w:val="21"/>
+        </w:rPr>
+        <w:t>。</w:t>
+      </w:r>
+    </w:p>
+    <w:tbl>
+      <w:tblPr>
+        <w:tblStyle w:val="TableGrid"/>
+        <w:tblW w:type="auto" w:w="0"/>
+        <w:tblLook w:firstColumn="1" w:firstRow="1" w:lastColumn="0" w:lastRow="0" w:noHBand="0" w:noVBand="1" w:val="04A0"/>
+      </w:tblPr>
+      <w:tblGrid>
+        <w:gridCol w:w="3324"/>
+        <w:gridCol w:w="3324"/>
+        <w:gridCol w:w="3324"/>
+      </w:tblGrid>
+      <w:tr>
+        <w:tc>
+          <w:tcPr>
+            <w:tcW w:type="dxa" w:w="3324"/>
+            <w:shd w:val="clear" w:color="auto" w:fill="D6EAF8"/>
+          </w:tcPr>
+          <w:p>
+            <w:r>
+              <w:rPr>
+                <w:b/>
+              </w:rPr>
+            </w:r>
+            <w:r>
+              <w:rPr>
+                <w:rFonts w:ascii="Calibri" w:hAnsi="Calibri" w:eastAsia="游ゴシック"/>
+                <w:b/>
+                <w:color w:val="1F5F8B"/>
+                <w:sz w:val="18"/>
+              </w:rPr>
+              <w:t>本書の記載</w:t>
+            </w:r>
+          </w:p>
+        </w:tc>
+        <w:tc>
+          <w:tcPr>
+            <w:tcW w:type="dxa" w:w="3324"/>
+            <w:shd w:val="clear" w:color="auto" w:fill="D6EAF8"/>
+          </w:tcPr>
+          <w:p>
+            <w:r>
+              <w:rPr>
+                <w:b/>
+              </w:rPr>
+            </w:r>
+            <w:r>
+              <w:rPr>
+                <w:rFonts w:ascii="Calibri" w:hAnsi="Calibri" w:eastAsia="游ゴシック"/>
+                <w:b/>
+                <w:color w:val="1F5F8B"/>
+                <w:sz w:val="18"/>
+              </w:rPr>
+              <w:t>実装</w:t>
+            </w:r>
+          </w:p>
+        </w:tc>
+        <w:tc>
+          <w:tcPr>
+            <w:tcW w:type="dxa" w:w="3324"/>
+            <w:shd w:val="clear" w:color="auto" w:fill="D6EAF8"/>
+          </w:tcPr>
+          <w:p>
+            <w:r>
+              <w:rPr>
+                <w:b/>
+              </w:rPr>
+            </w:r>
+            <w:r>
+              <w:rPr>
+                <w:rFonts w:ascii="Calibri" w:hAnsi="Calibri" w:eastAsia="游ゴシック"/>
+                <w:b/>
+                <w:color w:val="1F5F8B"/>
+                <w:sz w:val="18"/>
+              </w:rPr>
+              <w:t>理由</w:t>
+            </w:r>
+          </w:p>
+        </w:tc>
+      </w:tr>
+      <w:tr>
+        <w:tc>
+          <w:tcPr>
+            <w:tcW w:type="dxa" w:w="3324"/>
+          </w:tcPr>
+          <w:p>
+            <w:r/>
+            <w:r>
+              <w:rPr>
+                <w:rFonts w:ascii="Calibri" w:hAnsi="Calibri" w:eastAsia="游ゴシック"/>
+                <w:sz w:val="18"/>
+              </w:rPr>
+              <w:t>事業所マスタシート</w:t>
+            </w:r>
+          </w:p>
+        </w:tc>
+        <w:tc>
+          <w:tcPr>
+            <w:tcW w:type="dxa" w:w="3324"/>
+          </w:tcPr>
+          <w:p>
+            <w:r/>
+            <w:r>
+              <w:rPr>
+                <w:rFonts w:ascii="Calibri" w:hAnsi="Calibri" w:eastAsia="游ゴシック"/>
+                <w:sz w:val="18"/>
+              </w:rPr>
+              <w:t>廃止。事業所整理記号・事業所番号・雇保事業所番号は設定シートに1つずつ</w:t>
+            </w:r>
+          </w:p>
+        </w:tc>
+        <w:tc>
+          <w:tcPr>
+            <w:tcW w:type="dxa" w:w="3324"/>
+          </w:tcPr>
+          <w:p>
+            <w:r/>
+            <w:r>
+              <w:rPr>
+                <w:rFonts w:ascii="Calibri" w:hAnsi="Calibri" w:eastAsia="游ゴシック"/>
+                <w:sz w:val="18"/>
+              </w:rPr>
+              <w:t>番号は法人で1つ</w:t>
+            </w:r>
+          </w:p>
+        </w:tc>
+      </w:tr>
+      <w:tr>
+        <w:tc>
+          <w:tcPr>
+            <w:tcW w:type="dxa" w:w="3324"/>
+          </w:tcPr>
+          <w:p>
+            <w:r/>
+            <w:r>
+              <w:rPr>
+                <w:rFonts w:ascii="Calibri" w:hAnsi="Calibri" w:eastAsia="游ゴシック"/>
+                <w:sz w:val="18"/>
+              </w:rPr>
+              <w:t>台帳の列定義（5.4・5.5）</w:t>
+            </w:r>
+          </w:p>
+        </w:tc>
+        <w:tc>
+          <w:tcPr>
+            <w:tcW w:type="dxa" w:w="3324"/>
+          </w:tcPr>
+          <w:p>
+            <w:r/>
+            <w:r>
+              <w:rPr>
+                <w:rFonts w:ascii="Calibri" w:hAnsi="Calibri" w:eastAsia="游ゴシック"/>
+                <w:sz w:val="18"/>
+              </w:rPr>
+              <w:t>台帳を3区画に分けた：自動（出力対象・出力済・職員番号/氏名の表示）／追加入力（黄色、DBにない届書項目）／DB貼り付け欄（入職DB 68列・退職DB 32列をそのまま値で貼る）</w:t>
+            </w:r>
+          </w:p>
+        </w:tc>
+        <w:tc>
+          <w:tcPr>
+            <w:tcW w:type="dxa" w:w="3324"/>
+          </w:tcPr>
+          <w:p>
+            <w:r/>
+            <w:r>
+              <w:rPr>
+                <w:rFonts w:ascii="Calibri" w:hAnsi="Calibri" w:eastAsia="游ゴシック"/>
+                <w:sz w:val="18"/>
+              </w:rPr>
+              <w:t>マスタの行をそのまま貼れるようにし、二重入力を避ける。DBの列が増えても右に広がるだけで壊れない</w:t>
+            </w:r>
+          </w:p>
+        </w:tc>
+      </w:tr>
+      <w:tr>
+        <w:tc>
+          <w:tcPr>
+            <w:tcW w:type="dxa" w:w="3324"/>
+          </w:tcPr>
+          <w:p>
+            <w:r/>
+            <w:r>
+              <w:rPr>
+                <w:rFonts w:ascii="Calibri" w:hAnsi="Calibri" w:eastAsia="游ゴシック"/>
+                <w:sz w:val="18"/>
+              </w:rPr>
+              <w:t>見出しの照合</w:t>
+            </w:r>
+          </w:p>
+        </w:tc>
+        <w:tc>
+          <w:tcPr>
+            <w:tcW w:type="dxa" w:w="3324"/>
+          </w:tcPr>
+          <w:p>
+            <w:r/>
+            <w:r>
+              <w:rPr>
+                <w:rFonts w:ascii="Calibri" w:hAnsi="Calibri" w:eastAsia="游ゴシック"/>
+                <w:sz w:val="18"/>
+              </w:rPr>
+              <w:t>改行・空白・★必須等を除いて照合（例：「職員番号(改行)★必須」→「職員番号」）</w:t>
+            </w:r>
+          </w:p>
+        </w:tc>
+        <w:tc>
+          <w:tcPr>
+            <w:tcW w:type="dxa" w:w="3324"/>
+          </w:tcPr>
+          <w:p>
+            <w:r/>
+            <w:r>
+              <w:rPr>
+                <w:rFonts w:ascii="Calibri" w:hAnsi="Calibri" w:eastAsia="游ゴシック"/>
+                <w:sz w:val="18"/>
+              </w:rPr>
+              <w:t>マスタの見出しをそのまま使うため</w:t>
+            </w:r>
+          </w:p>
+        </w:tc>
+      </w:tr>
+      <w:tr>
+        <w:tc>
+          <w:tcPr>
+            <w:tcW w:type="dxa" w:w="3324"/>
+          </w:tcPr>
+          <w:p>
+            <w:r/>
+            <w:r>
+              <w:rPr>
+                <w:rFonts w:ascii="Calibri" w:hAnsi="Calibri" w:eastAsia="游ゴシック"/>
+                <w:sz w:val="18"/>
+              </w:rPr>
+              <w:t>雇保はCSV</w:t>
+            </w:r>
+          </w:p>
+        </w:tc>
+        <w:tc>
+          <w:tcPr>
+            <w:tcW w:type="dxa" w:w="3324"/>
+          </w:tcPr>
+          <w:p>
+            <w:r/>
+            <w:r>
+              <w:rPr>
+                <w:rFonts w:ascii="Calibri" w:hAnsi="Calibri" w:eastAsia="游ゴシック"/>
+                <w:sz w:val="18"/>
+              </w:rPr>
+              <w:t>雇保取得・雇保喪失は「転記一覧」（内容確認シート）を既定にした。設定で CSV に切替可</w:t>
+            </w:r>
+          </w:p>
+        </w:tc>
+        <w:tc>
+          <w:tcPr>
+            <w:tcW w:type="dxa" w:w="3324"/>
+          </w:tcPr>
+          <w:p>
+            <w:r/>
+            <w:r>
+              <w:rPr>
+                <w:rFonts w:ascii="Calibri" w:hAnsi="Calibri" w:eastAsia="游ゴシック"/>
+                <w:sz w:val="18"/>
+              </w:rPr>
+              <w:t>届書作成プログラムのCSV読込対応を確認できていない（6.6の代替案を採用）</w:t>
+            </w:r>
+          </w:p>
+        </w:tc>
+      </w:tr>
+      <w:tr>
+        <w:tc>
+          <w:tcPr>
+            <w:tcW w:type="dxa" w:w="3324"/>
+          </w:tcPr>
+          <w:p>
+            <w:r/>
+            <w:r>
+              <w:rPr>
+                <w:rFonts w:ascii="Calibri" w:hAnsi="Calibri" w:eastAsia="游ゴシック"/>
+                <w:sz w:val="18"/>
+              </w:rPr>
+              <w:t>届種別ごとの対象判定</w:t>
+            </w:r>
+          </w:p>
+        </w:tc>
+        <w:tc>
+          <w:tcPr>
+            <w:tcW w:type="dxa" w:w="3324"/>
+          </w:tcPr>
+          <w:p>
+            <w:r/>
+            <w:r>
+              <w:rPr>
+                <w:rFonts w:ascii="Calibri" w:hAnsi="Calibri" w:eastAsia="游ゴシック"/>
+                <w:sz w:val="18"/>
+              </w:rPr>
+              <w:t>届種別一覧に「対象条件」列を追加（例：社会保険=加入、社保資格喪失&lt;&gt;対象外）</w:t>
+            </w:r>
+          </w:p>
+        </w:tc>
+        <w:tc>
+          <w:tcPr>
+            <w:tcW w:type="dxa" w:w="3324"/>
+          </w:tcPr>
+          <w:p>
+            <w:r/>
+            <w:r>
+              <w:rPr>
+                <w:rFonts w:ascii="Calibri" w:hAnsi="Calibri" w:eastAsia="游ゴシック"/>
+                <w:sz w:val="18"/>
+              </w:rPr>
+              <w:t>○1つで社保・雇保の両方を作れるようにするため</w:t>
+            </w:r>
+          </w:p>
+        </w:tc>
+      </w:tr>
+      <w:tr>
+        <w:tc>
+          <w:tcPr>
+            <w:tcW w:type="dxa" w:w="3324"/>
+          </w:tcPr>
+          <w:p>
+            <w:r/>
+            <w:r>
+              <w:rPr>
+                <w:rFonts w:ascii="Calibri" w:hAnsi="Calibri" w:eastAsia="游ゴシック"/>
+                <w:sz w:val="18"/>
+              </w:rPr>
+              <w:t>チェックリストは FILTER</w:t>
+            </w:r>
+          </w:p>
+        </w:tc>
+        <w:tc>
+          <w:tcPr>
+            <w:tcW w:type="dxa" w:w="3324"/>
+          </w:tcPr>
+          <w:p>
+            <w:r/>
+            <w:r>
+              <w:rPr>
+                <w:rFonts w:ascii="Calibri" w:hAnsi="Calibri" w:eastAsia="游ゴシック"/>
+                <w:sz w:val="18"/>
+              </w:rPr>
+              <w:t>INDEX/MATCH と該当番号の方式</w:t>
+            </w:r>
+          </w:p>
+        </w:tc>
+        <w:tc>
+          <w:tcPr>
+            <w:tcW w:type="dxa" w:w="3324"/>
+          </w:tcPr>
+          <w:p>
+            <w:r/>
+            <w:r>
+              <w:rPr>
+                <w:rFonts w:ascii="Calibri" w:hAnsi="Calibri" w:eastAsia="游ゴシック"/>
+                <w:sz w:val="18"/>
+              </w:rPr>
+              <w:t>Excel 2016以降・LibreOfficeでも動き、こぼれ（スピル）エラーが起きない</w:t>
+            </w:r>
+          </w:p>
+        </w:tc>
+      </w:tr>
+      <w:tr>
+        <w:tc>
+          <w:tcPr>
+            <w:tcW w:type="dxa" w:w="3324"/>
+          </w:tcPr>
+          <w:p>
+            <w:r/>
+            <w:r>
+              <w:rPr>
+                <w:rFonts w:ascii="Calibri" w:hAnsi="Calibri" w:eastAsia="游ゴシック"/>
+                <w:sz w:val="18"/>
+              </w:rPr>
+              <w:t>期限＝基準日＋日数</w:t>
+            </w:r>
+          </w:p>
+        </w:tc>
+        <w:tc>
+          <w:tcPr>
+            <w:tcW w:type="dxa" w:w="3324"/>
+          </w:tcPr>
+          <w:p>
+            <w:r/>
+            <w:r>
+              <w:rPr>
+                <w:rFonts w:ascii="Calibri" w:hAnsi="Calibri" w:eastAsia="游ゴシック"/>
+                <w:sz w:val="18"/>
+              </w:rPr>
+              <w:t>期限＝起算日を1日目として日数分（起算0＝基準日、1＝翌日、2＝翌々日）。安全側の早い日付</w:t>
+            </w:r>
+          </w:p>
+        </w:tc>
+        <w:tc>
+          <w:tcPr>
+            <w:tcW w:type="dxa" w:w="3324"/>
+          </w:tcPr>
+          <w:p>
+            <w:r/>
+            <w:r>
+              <w:rPr>
+                <w:rFonts w:ascii="Calibri" w:hAnsi="Calibri" w:eastAsia="游ゴシック"/>
+                <w:sz w:val="18"/>
+              </w:rPr>
+              <w:t>法定期限より遅い日付を表示しないため。第9章の期待値は社保取得 11/5、社保喪失 12/5、特定技能 11/14、変更届 11/24 に読み替える</w:t>
+            </w:r>
+          </w:p>
+        </w:tc>
+      </w:tr>
+      <w:tr>
+        <w:tc>
+          <w:tcPr>
+            <w:tcW w:type="dxa" w:w="3324"/>
+          </w:tcPr>
+          <w:p>
+            <w:r/>
+            <w:r>
+              <w:rPr>
+                <w:rFonts w:ascii="Calibri" w:hAnsi="Calibri" w:eastAsia="游ゴシック"/>
+                <w:sz w:val="18"/>
+              </w:rPr>
+              <w:t>ルール23件</w:t>
+            </w:r>
+          </w:p>
+        </w:tc>
+        <w:tc>
+          <w:tcPr>
+            <w:tcW w:type="dxa" w:w="3324"/>
+          </w:tcPr>
+          <w:p>
+            <w:r/>
+            <w:r>
+              <w:rPr>
+                <w:rFonts w:ascii="Calibri" w:hAnsi="Calibri" w:eastAsia="游ゴシック"/>
+                <w:sz w:val="18"/>
+              </w:rPr>
+              <w:t>26件（ローマ字氏名届、受入れ困難届、体制届を追加）</w:t>
+            </w:r>
+          </w:p>
+        </w:tc>
+        <w:tc>
+          <w:tcPr>
+            <w:tcW w:type="dxa" w:w="3324"/>
+          </w:tcPr>
+          <w:p>
+            <w:r/>
+            <w:r>
+              <w:rPr>
+                <w:rFonts w:ascii="Calibri" w:hAnsi="Calibri" w:eastAsia="游ゴシック"/>
+                <w:sz w:val="18"/>
+              </w:rPr>
+              <w:t>ヒアリングシートの届出を網羅</w:t>
+            </w:r>
+          </w:p>
+        </w:tc>
+      </w:tr>
+      <w:tr>
+        <w:tc>
+          <w:tcPr>
+            <w:tcW w:type="dxa" w:w="3324"/>
+          </w:tcPr>
+          <w:p>
+            <w:r/>
+            <w:r>
+              <w:rPr>
+                <w:rFonts w:ascii="Calibri" w:hAnsi="Calibri" w:eastAsia="游ゴシック"/>
+                <w:sz w:val="18"/>
+              </w:rPr>
+              <w:t>マクロ150〜250行</w:t>
+            </w:r>
+          </w:p>
+        </w:tc>
+        <w:tc>
+          <w:tcPr>
+            <w:tcW w:type="dxa" w:w="3324"/>
+          </w:tcPr>
+          <w:p>
+            <w:r/>
+            <w:r>
+              <w:rPr>
+                <w:rFonts w:ascii="Calibri" w:hAnsi="Calibri" w:eastAsia="游ゴシック"/>
+                <w:sz w:val="18"/>
+              </w:rPr>
+              <w:t>約730行（コメント込み）</w:t>
+            </w:r>
+          </w:p>
+        </w:tc>
+        <w:tc>
+          <w:tcPr>
+            <w:tcW w:type="dxa" w:w="3324"/>
+          </w:tcPr>
+          <w:p>
+            <w:r/>
+            <w:r>
+              <w:rPr>
+                <w:rFonts w:ascii="Calibri" w:hAnsi="Calibri" w:eastAsia="游ゴシック"/>
+                <w:sz w:val="18"/>
+              </w:rPr>
+              <w:t>検査（必須・桁数・文字・順番・二重出力）とエラー表示を丁寧にしたため。手続きは1つ20〜60行で、処理の流れは変えていない</w:t>
+            </w:r>
+          </w:p>
+        </w:tc>
+      </w:tr>
+      <w:tr>
+        <w:tc>
+          <w:tcPr>
+            <w:tcW w:type="dxa" w:w="3324"/>
+          </w:tcPr>
+          <w:p>
+            <w:r/>
+            <w:r>
+              <w:rPr>
+                <w:rFonts w:ascii="Calibri" w:hAnsi="Calibri" w:eastAsia="游ゴシック"/>
+                <w:sz w:val="18"/>
+              </w:rPr>
+              <w:t>ボタンは手作業</w:t>
+            </w:r>
+          </w:p>
+        </w:tc>
+        <w:tc>
+          <w:tcPr>
+            <w:tcW w:type="dxa" w:w="3324"/>
+          </w:tcPr>
+          <w:p>
+            <w:r/>
+            <w:r>
+              <w:rPr>
+                <w:rFonts w:ascii="Calibri" w:hAnsi="Calibri" w:eastAsia="游ゴシック"/>
+                <w:color w:val="1F5F8B"/>
+                <w:sz w:val="18"/>
+              </w:rPr>
+              <w:t>SetupButtons</w:t>
+            </w:r>
+            <w:r>
+              <w:rPr>
+                <w:rFonts w:ascii="Calibri" w:hAnsi="Calibri" w:eastAsia="游ゴシック"/>
+                <w:sz w:val="18"/>
+              </w:rPr>
+              <w:t xml:space="preserve"> を1回実行すると付く</w:t>
+            </w:r>
+          </w:p>
+        </w:tc>
+        <w:tc>
+          <w:tcPr>
+            <w:tcW w:type="dxa" w:w="3324"/>
+          </w:tcPr>
+          <w:p>
+            <w:r/>
+            <w:r>
+              <w:rPr>
+                <w:rFonts w:ascii="Calibri" w:hAnsi="Calibri" w:eastAsia="游ゴシック"/>
+                <w:sz w:val="18"/>
+              </w:rPr>
+              <w:t>手順を減らすため</w:t>
+            </w:r>
+          </w:p>
+        </w:tc>
+      </w:tr>
+      <w:tr>
+        <w:tc>
+          <w:tcPr>
+            <w:tcW w:type="dxa" w:w="3324"/>
+          </w:tcPr>
+          <w:p>
+            <w:r/>
+            <w:r>
+              <w:rPr>
+                <w:rFonts w:ascii="Calibri" w:hAnsi="Calibri" w:eastAsia="游ゴシック"/>
+                <w:sz w:val="18"/>
+              </w:rPr>
+              <w:t>（なし）</w:t>
+            </w:r>
+          </w:p>
+        </w:tc>
+        <w:tc>
+          <w:tcPr>
+            <w:tcW w:type="dxa" w:w="3324"/>
+          </w:tcPr>
+          <w:p>
+            <w:r/>
+            <w:r>
+              <w:rPr>
+                <w:rFonts w:ascii="Calibri" w:hAnsi="Calibri" w:eastAsia="游ゴシック"/>
+                <w:sz w:val="18"/>
+              </w:rPr>
+              <w:t xml:space="preserve">内容確認シート、台帳クリアボタン、試験用フラグ </w:t>
+            </w:r>
+            <w:r>
+              <w:rPr>
+                <w:rFonts w:ascii="Calibri" w:hAnsi="Calibri" w:eastAsia="游ゴシック"/>
+                <w:color w:val="1F5F8B"/>
+                <w:sz w:val="18"/>
+              </w:rPr>
+              <w:t>gTestMode</w:t>
+            </w:r>
+          </w:p>
+        </w:tc>
+        <w:tc>
+          <w:tcPr>
+            <w:tcW w:type="dxa" w:w="3324"/>
+          </w:tcPr>
+          <w:p>
+            <w:r/>
+            <w:r>
+              <w:rPr>
+                <w:rFonts w:ascii="Calibri" w:hAnsi="Calibri" w:eastAsia="游ゴシック"/>
+                <w:sz w:val="18"/>
+              </w:rPr>
+              <w:t>出力前の目視確認・個人データの消去・自動試験のため</w:t>
+            </w:r>
+          </w:p>
+        </w:tc>
+      </w:tr>
+      <w:tr>
+        <w:tc>
+          <w:tcPr>
+            <w:tcW w:type="dxa" w:w="3324"/>
+          </w:tcPr>
+          <w:p>
+            <w:r/>
+            <w:r>
+              <w:rPr>
+                <w:rFonts w:ascii="Calibri" w:hAnsi="Calibri" w:eastAsia="游ゴシック"/>
+                <w:sz w:val="18"/>
+              </w:rPr>
+              <w:t>CSV仕様書で埋める</w:t>
+            </w:r>
+          </w:p>
+        </w:tc>
+        <w:tc>
+          <w:tcPr>
+            <w:tcW w:type="dxa" w:w="3324"/>
+          </w:tcPr>
+          <w:p>
+            <w:r/>
+            <w:r>
+              <w:rPr>
+                <w:rFonts w:ascii="Calibri" w:hAnsi="Calibri" w:eastAsia="游ゴシック"/>
+                <w:sz w:val="18"/>
+              </w:rPr>
+              <w:t>未入手のため届書コード等は空欄（要確認）。社保CSVは届書コードが空のエラーで止まる</w:t>
+            </w:r>
+          </w:p>
+        </w:tc>
+        <w:tc>
+          <w:tcPr>
+            <w:tcW w:type="dxa" w:w="3324"/>
+          </w:tcPr>
+          <w:p>
+            <w:r/>
+            <w:r>
+              <w:rPr>
+                <w:rFonts w:ascii="Calibri" w:hAnsi="Calibri" w:eastAsia="游ゴシック"/>
+                <w:sz w:val="18"/>
+              </w:rPr>
+              <w:t xml:space="preserve">推測で埋めない（第12章）。手順は </w:t>
+            </w:r>
+            <w:r>
+              <w:rPr>
+                <w:rFonts w:ascii="Calibri" w:hAnsi="Calibri" w:eastAsia="游ゴシック"/>
+                <w:color w:val="1F5F8B"/>
+                <w:sz w:val="18"/>
+              </w:rPr>
+              <w:t>tools/届出作成ツール/README.md</w:t>
+            </w:r>
+          </w:p>
+        </w:tc>
+      </w:tr>
+    </w:tbl>
+    <w:p/>
     <w:sectPr>
       <w:pgSz w:w="12240" w:h="15840"/>
       <w:pgMar w:top="1134" w:right="1134" w:bottom="1134" w:left="1134" w:header="720" w:footer="720" w:gutter="0"/>
